--- a/LAB EXERCISES/LabSheet17-Hibernate Program Architecture -15-4-2026.docx
+++ b/LAB EXERCISES/LabSheet17-Hibernate Program Architecture -15-4-2026.docx
@@ -1211,7 +1211,9 @@
       </w:pPr>
       <w:r>
         <w:rPr>
+          <w:noProof/>
           <w:color w:val="FF0000"/>
+          <w:lang w:eastAsia="en-IN"/>
         </w:rPr>
         <mc:AlternateContent>
           <mc:Choice Requires="wps">
@@ -1439,7 +1441,9 @@
       </w:r>
       <w:r>
         <w:rPr>
+          <w:noProof/>
           <w:color w:val="FF0000"/>
+          <w:lang w:eastAsia="en-IN"/>
         </w:rPr>
         <mc:AlternateContent>
           <mc:Choice Requires="wps">
@@ -1812,8 +1816,6 @@
         </w:rPr>
         <w:t xml:space="preserve"> </w:t>
       </w:r>
-      <w:bookmarkStart w:id="0" w:name="_GoBack"/>
-      <w:bookmarkEnd w:id="0"/>
       <w:proofErr w:type="gramStart"/>
       <w:r>
         <w:rPr>
@@ -9815,34 +9817,27 @@
       <w:r>
         <w:tab/>
       </w:r>
-      <w:proofErr w:type="spellStart"/>
       <w:proofErr w:type="gramStart"/>
       <w:r>
-        <w:t>request.getDispatcher</w:t>
-      </w:r>
-      <w:proofErr w:type="spellEnd"/>
-      <w:r>
-        <w:t>(</w:t>
+        <w:t>request.get</w:t>
+      </w:r>
+      <w:r>
+        <w:t>Request</w:t>
+      </w:r>
+      <w:r>
+        <w:t>Dispatcher(</w:t>
       </w:r>
       <w:proofErr w:type="gramEnd"/>
       <w:r>
         <w:t>“</w:t>
       </w:r>
-      <w:proofErr w:type="spellStart"/>
-      <w:r>
-        <w:t>succsess.jsp</w:t>
-      </w:r>
-      <w:proofErr w:type="spellEnd"/>
-      <w:r>
-        <w:t>”).forward(</w:t>
-      </w:r>
-      <w:proofErr w:type="spellStart"/>
-      <w:r>
-        <w:t>request,response</w:t>
-      </w:r>
-      <w:proofErr w:type="spellEnd"/>
-      <w:r>
-        <w:t>);</w:t>
+      <w:bookmarkStart w:id="0" w:name="_GoBack"/>
+      <w:bookmarkEnd w:id="0"/>
+      <w:r>
+        <w:t>succ</w:t>
+      </w:r>
+      <w:r>
+        <w:t>ess.jsp”).forward(request,response);</w:t>
       </w:r>
     </w:p>
     <w:p>
@@ -14692,6 +14687,7 @@
         <w:lastRenderedPageBreak/>
         <w:t xml:space="preserve">  &lt;</w:t>
       </w:r>
+      <w:proofErr w:type="spellStart"/>
       <w:proofErr w:type="gramStart"/>
       <w:r>
         <w:rPr>
@@ -14700,6 +14696,7 @@
         </w:rPr>
         <w:t>groupId</w:t>
       </w:r>
+      <w:proofErr w:type="spellEnd"/>
       <w:r>
         <w:rPr>
           <w:color w:val="000000"/>
@@ -14724,6 +14721,7 @@
         </w:rPr>
         <w:t>&lt;/</w:t>
       </w:r>
+      <w:proofErr w:type="spellStart"/>
       <w:r>
         <w:rPr>
           <w:color w:val="268BD2"/>
@@ -14731,6 +14729,7 @@
         </w:rPr>
         <w:t>groupId</w:t>
       </w:r>
+      <w:proofErr w:type="spellEnd"/>
       <w:r>
         <w:rPr>
           <w:color w:val="000000"/>
@@ -15090,13 +15089,22 @@
         </w:rPr>
         <w:t xml:space="preserve">      &lt;</w:t>
       </w:r>
+      <w:proofErr w:type="spellStart"/>
       <w:proofErr w:type="gramStart"/>
       <w:r>
         <w:rPr>
           <w:color w:val="FFC000" w:themeColor="accent4"/>
           <w:lang w:eastAsia="en-IN"/>
         </w:rPr>
-        <w:t>groupId&gt;</w:t>
+        <w:t>groupId</w:t>
+      </w:r>
+      <w:proofErr w:type="spellEnd"/>
+      <w:r>
+        <w:rPr>
+          <w:color w:val="FFC000" w:themeColor="accent4"/>
+          <w:lang w:eastAsia="en-IN"/>
+        </w:rPr>
+        <w:t>&gt;</w:t>
       </w:r>
       <w:proofErr w:type="spellStart"/>
       <w:proofErr w:type="gramEnd"/>
@@ -15113,31 +15121,56 @@
           <w:color w:val="FFC000" w:themeColor="accent4"/>
           <w:lang w:eastAsia="en-IN"/>
         </w:rPr>
-        <w:t>&lt;/groupId&gt;</w:t>
-      </w:r>
-    </w:p>
-    <w:p>
-      <w:pPr>
-        <w:pStyle w:val="NoSpacing"/>
+        <w:t>&lt;/</w:t>
+      </w:r>
+      <w:proofErr w:type="spellStart"/>
+      <w:r>
         <w:rPr>
           <w:color w:val="FFC000" w:themeColor="accent4"/>
           <w:lang w:eastAsia="en-IN"/>
         </w:rPr>
-      </w:pPr>
+        <w:t>groupId</w:t>
+      </w:r>
+      <w:proofErr w:type="spellEnd"/>
       <w:r>
         <w:rPr>
           <w:color w:val="FFC000" w:themeColor="accent4"/>
           <w:lang w:eastAsia="en-IN"/>
         </w:rPr>
+        <w:t>&gt;</w:t>
+      </w:r>
+    </w:p>
+    <w:p>
+      <w:pPr>
+        <w:pStyle w:val="NoSpacing"/>
+        <w:rPr>
+          <w:color w:val="FFC000" w:themeColor="accent4"/>
+          <w:lang w:eastAsia="en-IN"/>
+        </w:rPr>
+      </w:pPr>
+      <w:r>
+        <w:rPr>
+          <w:color w:val="FFC000" w:themeColor="accent4"/>
+          <w:lang w:eastAsia="en-IN"/>
+        </w:rPr>
         <w:t xml:space="preserve">      &lt;</w:t>
       </w:r>
+      <w:proofErr w:type="spellStart"/>
       <w:proofErr w:type="gramStart"/>
       <w:r>
         <w:rPr>
           <w:color w:val="FFC000" w:themeColor="accent4"/>
           <w:lang w:eastAsia="en-IN"/>
         </w:rPr>
-        <w:t>artifactId&gt;</w:t>
+        <w:t>artifactId</w:t>
+      </w:r>
+      <w:proofErr w:type="spellEnd"/>
+      <w:r>
+        <w:rPr>
+          <w:color w:val="FFC000" w:themeColor="accent4"/>
+          <w:lang w:eastAsia="en-IN"/>
+        </w:rPr>
+        <w:t>&gt;</w:t>
       </w:r>
       <w:proofErr w:type="spellStart"/>
       <w:proofErr w:type="gramEnd"/>
@@ -15154,22 +15187,38 @@
           <w:color w:val="FFC000" w:themeColor="accent4"/>
           <w:lang w:eastAsia="en-IN"/>
         </w:rPr>
-        <w:t>&lt;/artifactId&gt;</w:t>
-      </w:r>
-    </w:p>
-    <w:p>
-      <w:pPr>
-        <w:pStyle w:val="NoSpacing"/>
+        <w:t>&lt;/</w:t>
+      </w:r>
+      <w:proofErr w:type="spellStart"/>
+      <w:r>
         <w:rPr>
           <w:color w:val="FFC000" w:themeColor="accent4"/>
           <w:lang w:eastAsia="en-IN"/>
         </w:rPr>
-      </w:pPr>
+        <w:t>artifactId</w:t>
+      </w:r>
+      <w:proofErr w:type="spellEnd"/>
       <w:r>
         <w:rPr>
           <w:color w:val="FFC000" w:themeColor="accent4"/>
           <w:lang w:eastAsia="en-IN"/>
         </w:rPr>
+        <w:t>&gt;</w:t>
+      </w:r>
+    </w:p>
+    <w:p>
+      <w:pPr>
+        <w:pStyle w:val="NoSpacing"/>
+        <w:rPr>
+          <w:color w:val="FFC000" w:themeColor="accent4"/>
+          <w:lang w:eastAsia="en-IN"/>
+        </w:rPr>
+      </w:pPr>
+      <w:r>
+        <w:rPr>
+          <w:color w:val="FFC000" w:themeColor="accent4"/>
+          <w:lang w:eastAsia="en-IN"/>
+        </w:rPr>
         <w:t xml:space="preserve">      &lt;version&gt;3.8.1&lt;/version&gt;</w:t>
       </w:r>
     </w:p>
@@ -15456,493 +15505,6 @@
       <w:r>
         <w:rPr>
           <w:color w:val="00B050"/>
-          <w:lang w:eastAsia="en-IN"/>
-        </w:rPr>
-        <w:t xml:space="preserve">    &lt;</w:t>
-      </w:r>
-      <w:proofErr w:type="gramStart"/>
-      <w:r>
-        <w:rPr>
-          <w:color w:val="00B050"/>
-          <w:lang w:eastAsia="en-IN"/>
-        </w:rPr>
-        <w:t>artifactId&gt;</w:t>
-      </w:r>
-      <w:proofErr w:type="gramEnd"/>
-      <w:r>
-        <w:rPr>
-          <w:color w:val="00B050"/>
-          <w:lang w:eastAsia="en-IN"/>
-        </w:rPr>
-        <w:t>javax.servlet-</w:t>
-      </w:r>
-      <w:proofErr w:type="spellStart"/>
-      <w:r>
-        <w:rPr>
-          <w:color w:val="00B050"/>
-          <w:lang w:eastAsia="en-IN"/>
-        </w:rPr>
-        <w:t>api</w:t>
-      </w:r>
-      <w:proofErr w:type="spellEnd"/>
-      <w:r>
-        <w:rPr>
-          <w:color w:val="00B050"/>
-          <w:lang w:eastAsia="en-IN"/>
-        </w:rPr>
-        <w:t>&lt;/artifactId&gt;</w:t>
-      </w:r>
-    </w:p>
-    <w:p>
-      <w:pPr>
-        <w:pStyle w:val="NoSpacing"/>
-        <w:rPr>
-          <w:color w:val="00B050"/>
-          <w:lang w:eastAsia="en-IN"/>
-        </w:rPr>
-      </w:pPr>
-      <w:r>
-        <w:rPr>
-          <w:color w:val="00B050"/>
-          <w:lang w:eastAsia="en-IN"/>
-        </w:rPr>
-        <w:t xml:space="preserve">    &lt;version&gt;4.0.1&lt;/version&gt;</w:t>
-      </w:r>
-    </w:p>
-    <w:p>
-      <w:pPr>
-        <w:pStyle w:val="NoSpacing"/>
-        <w:rPr>
-          <w:color w:val="00B050"/>
-          <w:lang w:eastAsia="en-IN"/>
-        </w:rPr>
-      </w:pPr>
-      <w:r>
-        <w:rPr>
-          <w:color w:val="00B050"/>
-          <w:lang w:eastAsia="en-IN"/>
-        </w:rPr>
-        <w:t xml:space="preserve">    &lt;</w:t>
-      </w:r>
-      <w:proofErr w:type="gramStart"/>
-      <w:r>
-        <w:rPr>
-          <w:color w:val="00B050"/>
-          <w:lang w:eastAsia="en-IN"/>
-        </w:rPr>
-        <w:t>scope&gt;</w:t>
-      </w:r>
-      <w:proofErr w:type="gramEnd"/>
-      <w:r>
-        <w:rPr>
-          <w:color w:val="00B050"/>
-          <w:lang w:eastAsia="en-IN"/>
-        </w:rPr>
-        <w:t>provided&lt;/scope&gt;</w:t>
-      </w:r>
-    </w:p>
-    <w:p>
-      <w:pPr>
-        <w:pStyle w:val="NoSpacing"/>
-        <w:rPr>
-          <w:color w:val="00B050"/>
-          <w:lang w:eastAsia="en-IN"/>
-        </w:rPr>
-      </w:pPr>
-      <w:r>
-        <w:rPr>
-          <w:color w:val="00B050"/>
-          <w:lang w:eastAsia="en-IN"/>
-        </w:rPr>
-        <w:t>&lt;/dependency&gt;</w:t>
-      </w:r>
-    </w:p>
-    <w:p>
-      <w:pPr>
-        <w:pStyle w:val="NoSpacing"/>
-        <w:rPr>
-          <w:color w:val="7030A0"/>
-          <w:lang w:eastAsia="en-IN"/>
-        </w:rPr>
-      </w:pPr>
-      <w:r>
-        <w:rPr>
-          <w:color w:val="7030A0"/>
-          <w:lang w:eastAsia="en-IN"/>
-        </w:rPr>
-        <w:t>&lt;</w:t>
-      </w:r>
-      <w:proofErr w:type="gramStart"/>
-      <w:r>
-        <w:rPr>
-          <w:color w:val="7030A0"/>
-          <w:lang w:eastAsia="en-IN"/>
-        </w:rPr>
-        <w:t>dependency</w:t>
-      </w:r>
-      <w:proofErr w:type="gramEnd"/>
-      <w:r>
-        <w:rPr>
-          <w:color w:val="7030A0"/>
-          <w:lang w:eastAsia="en-IN"/>
-        </w:rPr>
-        <w:t>&gt;</w:t>
-      </w:r>
-    </w:p>
-    <w:p>
-      <w:pPr>
-        <w:pStyle w:val="NoSpacing"/>
-        <w:rPr>
-          <w:color w:val="7030A0"/>
-          <w:lang w:eastAsia="en-IN"/>
-        </w:rPr>
-      </w:pPr>
-      <w:r>
-        <w:rPr>
-          <w:color w:val="7030A0"/>
-          <w:lang w:eastAsia="en-IN"/>
-        </w:rPr>
-        <w:t xml:space="preserve">    &lt;groupId&gt;javax.servlet.jsp&lt;/groupId&gt;</w:t>
-      </w:r>
-    </w:p>
-    <w:p>
-      <w:pPr>
-        <w:pStyle w:val="NoSpacing"/>
-        <w:rPr>
-          <w:color w:val="7030A0"/>
-          <w:lang w:eastAsia="en-IN"/>
-        </w:rPr>
-      </w:pPr>
-      <w:r>
-        <w:rPr>
-          <w:color w:val="7030A0"/>
-          <w:lang w:eastAsia="en-IN"/>
-        </w:rPr>
-        <w:t xml:space="preserve">    &lt;artifactId&gt;javax.servlet.jsp-</w:t>
-      </w:r>
-      <w:proofErr w:type="spellStart"/>
-      <w:r>
-        <w:rPr>
-          <w:color w:val="7030A0"/>
-          <w:lang w:eastAsia="en-IN"/>
-        </w:rPr>
-        <w:t>api</w:t>
-      </w:r>
-      <w:proofErr w:type="spellEnd"/>
-      <w:r>
-        <w:rPr>
-          <w:color w:val="7030A0"/>
-          <w:lang w:eastAsia="en-IN"/>
-        </w:rPr>
-        <w:t>&lt;/artifactId&gt;</w:t>
-      </w:r>
-    </w:p>
-    <w:p>
-      <w:pPr>
-        <w:pStyle w:val="NoSpacing"/>
-        <w:rPr>
-          <w:color w:val="7030A0"/>
-          <w:lang w:eastAsia="en-IN"/>
-        </w:rPr>
-      </w:pPr>
-      <w:r>
-        <w:rPr>
-          <w:color w:val="7030A0"/>
-          <w:lang w:eastAsia="en-IN"/>
-        </w:rPr>
-        <w:t xml:space="preserve">    &lt;version&gt;2.3.3&lt;/version&gt;</w:t>
-      </w:r>
-    </w:p>
-    <w:p>
-      <w:pPr>
-        <w:pStyle w:val="NoSpacing"/>
-        <w:rPr>
-          <w:color w:val="7030A0"/>
-          <w:lang w:eastAsia="en-IN"/>
-        </w:rPr>
-      </w:pPr>
-      <w:r>
-        <w:rPr>
-          <w:color w:val="7030A0"/>
-          <w:lang w:eastAsia="en-IN"/>
-        </w:rPr>
-        <w:t xml:space="preserve">    &lt;</w:t>
-      </w:r>
-      <w:proofErr w:type="gramStart"/>
-      <w:r>
-        <w:rPr>
-          <w:color w:val="7030A0"/>
-          <w:lang w:eastAsia="en-IN"/>
-        </w:rPr>
-        <w:t>scope&gt;</w:t>
-      </w:r>
-      <w:proofErr w:type="gramEnd"/>
-      <w:r>
-        <w:rPr>
-          <w:color w:val="7030A0"/>
-          <w:lang w:eastAsia="en-IN"/>
-        </w:rPr>
-        <w:t>provided&lt;/scope&gt;</w:t>
-      </w:r>
-    </w:p>
-    <w:p>
-      <w:pPr>
-        <w:pStyle w:val="NoSpacing"/>
-        <w:rPr>
-          <w:color w:val="7030A0"/>
-          <w:lang w:eastAsia="en-IN"/>
-        </w:rPr>
-      </w:pPr>
-      <w:r>
-        <w:rPr>
-          <w:color w:val="7030A0"/>
-          <w:lang w:eastAsia="en-IN"/>
-        </w:rPr>
-        <w:t>&lt;/dependency&gt;</w:t>
-      </w:r>
-    </w:p>
-    <w:p>
-      <w:pPr>
-        <w:pStyle w:val="NoSpacing"/>
-        <w:rPr>
-          <w:color w:val="C00000"/>
-          <w:lang w:eastAsia="en-IN"/>
-        </w:rPr>
-      </w:pPr>
-      <w:r>
-        <w:rPr>
-          <w:color w:val="C00000"/>
-          <w:lang w:eastAsia="en-IN"/>
-        </w:rPr>
-        <w:t>&lt;</w:t>
-      </w:r>
-      <w:proofErr w:type="gramStart"/>
-      <w:r>
-        <w:rPr>
-          <w:color w:val="C00000"/>
-          <w:lang w:eastAsia="en-IN"/>
-        </w:rPr>
-        <w:t>dependency</w:t>
-      </w:r>
-      <w:proofErr w:type="gramEnd"/>
-      <w:r>
-        <w:rPr>
-          <w:color w:val="C00000"/>
-          <w:lang w:eastAsia="en-IN"/>
-        </w:rPr>
-        <w:t>&gt;</w:t>
-      </w:r>
-    </w:p>
-    <w:p>
-      <w:pPr>
-        <w:pStyle w:val="NoSpacing"/>
-        <w:rPr>
-          <w:color w:val="C00000"/>
-          <w:lang w:eastAsia="en-IN"/>
-        </w:rPr>
-      </w:pPr>
-      <w:r>
-        <w:rPr>
-          <w:color w:val="C00000"/>
-          <w:lang w:eastAsia="en-IN"/>
-        </w:rPr>
-        <w:t xml:space="preserve">    &lt;</w:t>
-      </w:r>
-      <w:proofErr w:type="gramStart"/>
-      <w:r>
-        <w:rPr>
-          <w:color w:val="C00000"/>
-          <w:lang w:eastAsia="en-IN"/>
-        </w:rPr>
-        <w:t>groupId&gt;</w:t>
-      </w:r>
-      <w:proofErr w:type="gramEnd"/>
-      <w:r>
-        <w:rPr>
-          <w:color w:val="C00000"/>
-          <w:lang w:eastAsia="en-IN"/>
-        </w:rPr>
-        <w:t>mysql&lt;/groupId&gt;</w:t>
-      </w:r>
-    </w:p>
-    <w:p>
-      <w:pPr>
-        <w:pStyle w:val="NoSpacing"/>
-        <w:rPr>
-          <w:color w:val="C00000"/>
-          <w:lang w:eastAsia="en-IN"/>
-        </w:rPr>
-      </w:pPr>
-      <w:r>
-        <w:rPr>
-          <w:color w:val="C00000"/>
-          <w:lang w:eastAsia="en-IN"/>
-        </w:rPr>
-        <w:t xml:space="preserve">    &lt;</w:t>
-      </w:r>
-      <w:proofErr w:type="gramStart"/>
-      <w:r>
-        <w:rPr>
-          <w:color w:val="C00000"/>
-          <w:lang w:eastAsia="en-IN"/>
-        </w:rPr>
-        <w:t>artifactId&gt;</w:t>
-      </w:r>
-      <w:proofErr w:type="gramEnd"/>
-      <w:r>
-        <w:rPr>
-          <w:color w:val="C00000"/>
-          <w:lang w:eastAsia="en-IN"/>
-        </w:rPr>
-        <w:t>mysql-connector-java&lt;/artifactId&gt;</w:t>
-      </w:r>
-    </w:p>
-    <w:p>
-      <w:pPr>
-        <w:pStyle w:val="NoSpacing"/>
-        <w:rPr>
-          <w:color w:val="C00000"/>
-          <w:lang w:eastAsia="en-IN"/>
-        </w:rPr>
-      </w:pPr>
-      <w:r>
-        <w:rPr>
-          <w:color w:val="C00000"/>
-          <w:lang w:eastAsia="en-IN"/>
-        </w:rPr>
-        <w:t xml:space="preserve">    &lt;version&gt;8.0.33&lt;/version&gt;</w:t>
-      </w:r>
-    </w:p>
-    <w:p>
-      <w:pPr>
-        <w:pStyle w:val="NoSpacing"/>
-        <w:rPr>
-          <w:color w:val="C00000"/>
-          <w:lang w:eastAsia="en-IN"/>
-        </w:rPr>
-      </w:pPr>
-      <w:r>
-        <w:rPr>
-          <w:color w:val="C00000"/>
-          <w:lang w:eastAsia="en-IN"/>
-        </w:rPr>
-        <w:t xml:space="preserve">    &lt;</w:t>
-      </w:r>
-      <w:proofErr w:type="gramStart"/>
-      <w:r>
-        <w:rPr>
-          <w:color w:val="C00000"/>
-          <w:lang w:eastAsia="en-IN"/>
-        </w:rPr>
-        <w:t>scope&gt;</w:t>
-      </w:r>
-      <w:proofErr w:type="gramEnd"/>
-      <w:r>
-        <w:rPr>
-          <w:color w:val="C00000"/>
-          <w:lang w:eastAsia="en-IN"/>
-        </w:rPr>
-        <w:t>compile&lt;/scope&gt;</w:t>
-      </w:r>
-    </w:p>
-    <w:p>
-      <w:pPr>
-        <w:pStyle w:val="NoSpacing"/>
-        <w:rPr>
-          <w:color w:val="C00000"/>
-          <w:lang w:eastAsia="en-IN"/>
-        </w:rPr>
-      </w:pPr>
-      <w:r>
-        <w:rPr>
-          <w:color w:val="C00000"/>
-          <w:lang w:eastAsia="en-IN"/>
-        </w:rPr>
-        <w:t>&lt;/dependency&gt;</w:t>
-      </w:r>
-    </w:p>
-    <w:p>
-      <w:pPr>
-        <w:pStyle w:val="NoSpacing"/>
-        <w:rPr>
-          <w:color w:val="C00000"/>
-          <w:lang w:eastAsia="en-IN"/>
-        </w:rPr>
-      </w:pPr>
-    </w:p>
-    <w:p>
-      <w:pPr>
-        <w:pStyle w:val="NoSpacing"/>
-        <w:rPr>
-          <w:color w:val="000000"/>
-          <w:lang w:eastAsia="en-IN"/>
-        </w:rPr>
-      </w:pPr>
-      <w:r>
-        <w:rPr>
-          <w:color w:val="000000"/>
-          <w:lang w:eastAsia="en-IN"/>
-        </w:rPr>
-        <w:t xml:space="preserve">  &lt;/</w:t>
-      </w:r>
-      <w:r>
-        <w:rPr>
-          <w:color w:val="268BD2"/>
-          <w:lang w:eastAsia="en-IN"/>
-        </w:rPr>
-        <w:t>dependencies</w:t>
-      </w:r>
-      <w:r>
-        <w:rPr>
-          <w:color w:val="000000"/>
-          <w:lang w:eastAsia="en-IN"/>
-        </w:rPr>
-        <w:t>&gt;</w:t>
-      </w:r>
-    </w:p>
-    <w:p>
-      <w:pPr>
-        <w:pStyle w:val="NoSpacing"/>
-        <w:rPr>
-          <w:color w:val="000000"/>
-          <w:lang w:eastAsia="en-IN"/>
-        </w:rPr>
-      </w:pPr>
-      <w:r>
-        <w:rPr>
-          <w:color w:val="000000"/>
-          <w:lang w:eastAsia="en-IN"/>
-        </w:rPr>
-        <w:t xml:space="preserve">  &lt;</w:t>
-      </w:r>
-      <w:proofErr w:type="gramStart"/>
-      <w:r>
-        <w:rPr>
-          <w:color w:val="268BD2"/>
-          <w:lang w:eastAsia="en-IN"/>
-        </w:rPr>
-        <w:t>build</w:t>
-      </w:r>
-      <w:proofErr w:type="gramEnd"/>
-      <w:r>
-        <w:rPr>
-          <w:color w:val="000000"/>
-          <w:lang w:eastAsia="en-IN"/>
-        </w:rPr>
-        <w:t>&gt;</w:t>
-      </w:r>
-    </w:p>
-    <w:p>
-      <w:pPr>
-        <w:pStyle w:val="NoSpacing"/>
-        <w:rPr>
-          <w:color w:val="000000"/>
-          <w:lang w:eastAsia="en-IN"/>
-        </w:rPr>
-      </w:pPr>
-      <w:r>
-        <w:rPr>
-          <w:color w:val="000000"/>
           <w:lang w:eastAsia="en-IN"/>
         </w:rPr>
         <w:t xml:space="preserve">    &lt;</w:t>
@@ -15951,9 +15513,546 @@
       <w:proofErr w:type="gramStart"/>
       <w:r>
         <w:rPr>
+          <w:color w:val="00B050"/>
+          <w:lang w:eastAsia="en-IN"/>
+        </w:rPr>
+        <w:t>artifactId</w:t>
+      </w:r>
+      <w:proofErr w:type="spellEnd"/>
+      <w:r>
+        <w:rPr>
+          <w:color w:val="00B050"/>
+          <w:lang w:eastAsia="en-IN"/>
+        </w:rPr>
+        <w:t>&gt;</w:t>
+      </w:r>
+      <w:proofErr w:type="spellStart"/>
+      <w:proofErr w:type="gramEnd"/>
+      <w:r>
+        <w:rPr>
+          <w:color w:val="00B050"/>
+          <w:lang w:eastAsia="en-IN"/>
+        </w:rPr>
+        <w:t>javax.servlet-api</w:t>
+      </w:r>
+      <w:proofErr w:type="spellEnd"/>
+      <w:r>
+        <w:rPr>
+          <w:color w:val="00B050"/>
+          <w:lang w:eastAsia="en-IN"/>
+        </w:rPr>
+        <w:t>&lt;/</w:t>
+      </w:r>
+      <w:proofErr w:type="spellStart"/>
+      <w:r>
+        <w:rPr>
+          <w:color w:val="00B050"/>
+          <w:lang w:eastAsia="en-IN"/>
+        </w:rPr>
+        <w:t>artifactId</w:t>
+      </w:r>
+      <w:proofErr w:type="spellEnd"/>
+      <w:r>
+        <w:rPr>
+          <w:color w:val="00B050"/>
+          <w:lang w:eastAsia="en-IN"/>
+        </w:rPr>
+        <w:t>&gt;</w:t>
+      </w:r>
+    </w:p>
+    <w:p>
+      <w:pPr>
+        <w:pStyle w:val="NoSpacing"/>
+        <w:rPr>
+          <w:color w:val="00B050"/>
+          <w:lang w:eastAsia="en-IN"/>
+        </w:rPr>
+      </w:pPr>
+      <w:r>
+        <w:rPr>
+          <w:color w:val="00B050"/>
+          <w:lang w:eastAsia="en-IN"/>
+        </w:rPr>
+        <w:t xml:space="preserve">    &lt;version&gt;4.0.1&lt;/version&gt;</w:t>
+      </w:r>
+    </w:p>
+    <w:p>
+      <w:pPr>
+        <w:pStyle w:val="NoSpacing"/>
+        <w:rPr>
+          <w:color w:val="00B050"/>
+          <w:lang w:eastAsia="en-IN"/>
+        </w:rPr>
+      </w:pPr>
+      <w:r>
+        <w:rPr>
+          <w:color w:val="00B050"/>
+          <w:lang w:eastAsia="en-IN"/>
+        </w:rPr>
+        <w:t xml:space="preserve">    &lt;</w:t>
+      </w:r>
+      <w:proofErr w:type="gramStart"/>
+      <w:r>
+        <w:rPr>
+          <w:color w:val="00B050"/>
+          <w:lang w:eastAsia="en-IN"/>
+        </w:rPr>
+        <w:t>scope&gt;</w:t>
+      </w:r>
+      <w:proofErr w:type="gramEnd"/>
+      <w:r>
+        <w:rPr>
+          <w:color w:val="00B050"/>
+          <w:lang w:eastAsia="en-IN"/>
+        </w:rPr>
+        <w:t>provided&lt;/scope&gt;</w:t>
+      </w:r>
+    </w:p>
+    <w:p>
+      <w:pPr>
+        <w:pStyle w:val="NoSpacing"/>
+        <w:rPr>
+          <w:color w:val="00B050"/>
+          <w:lang w:eastAsia="en-IN"/>
+        </w:rPr>
+      </w:pPr>
+      <w:r>
+        <w:rPr>
+          <w:color w:val="00B050"/>
+          <w:lang w:eastAsia="en-IN"/>
+        </w:rPr>
+        <w:t>&lt;/dependency&gt;</w:t>
+      </w:r>
+    </w:p>
+    <w:p>
+      <w:pPr>
+        <w:pStyle w:val="NoSpacing"/>
+        <w:rPr>
+          <w:color w:val="7030A0"/>
+          <w:lang w:eastAsia="en-IN"/>
+        </w:rPr>
+      </w:pPr>
+      <w:r>
+        <w:rPr>
+          <w:color w:val="7030A0"/>
+          <w:lang w:eastAsia="en-IN"/>
+        </w:rPr>
+        <w:t>&lt;</w:t>
+      </w:r>
+      <w:proofErr w:type="gramStart"/>
+      <w:r>
+        <w:rPr>
+          <w:color w:val="7030A0"/>
+          <w:lang w:eastAsia="en-IN"/>
+        </w:rPr>
+        <w:t>dependency</w:t>
+      </w:r>
+      <w:proofErr w:type="gramEnd"/>
+      <w:r>
+        <w:rPr>
+          <w:color w:val="7030A0"/>
+          <w:lang w:eastAsia="en-IN"/>
+        </w:rPr>
+        <w:t>&gt;</w:t>
+      </w:r>
+    </w:p>
+    <w:p>
+      <w:pPr>
+        <w:pStyle w:val="NoSpacing"/>
+        <w:rPr>
+          <w:color w:val="7030A0"/>
+          <w:lang w:eastAsia="en-IN"/>
+        </w:rPr>
+      </w:pPr>
+      <w:r>
+        <w:rPr>
+          <w:color w:val="7030A0"/>
+          <w:lang w:eastAsia="en-IN"/>
+        </w:rPr>
+        <w:t xml:space="preserve">    &lt;groupId&gt;javax.servlet.jsp&lt;/groupId&gt;</w:t>
+      </w:r>
+    </w:p>
+    <w:p>
+      <w:pPr>
+        <w:pStyle w:val="NoSpacing"/>
+        <w:rPr>
+          <w:color w:val="7030A0"/>
+          <w:lang w:eastAsia="en-IN"/>
+        </w:rPr>
+      </w:pPr>
+      <w:r>
+        <w:rPr>
+          <w:color w:val="7030A0"/>
+          <w:lang w:eastAsia="en-IN"/>
+        </w:rPr>
+        <w:t xml:space="preserve">    &lt;</w:t>
+      </w:r>
+      <w:proofErr w:type="spellStart"/>
+      <w:r>
+        <w:rPr>
+          <w:color w:val="7030A0"/>
+          <w:lang w:eastAsia="en-IN"/>
+        </w:rPr>
+        <w:t>artifactId</w:t>
+      </w:r>
+      <w:proofErr w:type="spellEnd"/>
+      <w:r>
+        <w:rPr>
+          <w:color w:val="7030A0"/>
+          <w:lang w:eastAsia="en-IN"/>
+        </w:rPr>
+        <w:t>&gt;</w:t>
+      </w:r>
+      <w:proofErr w:type="spellStart"/>
+      <w:r>
+        <w:rPr>
+          <w:color w:val="7030A0"/>
+          <w:lang w:eastAsia="en-IN"/>
+        </w:rPr>
+        <w:t>javax.servlet.jsp-api</w:t>
+      </w:r>
+      <w:proofErr w:type="spellEnd"/>
+      <w:r>
+        <w:rPr>
+          <w:color w:val="7030A0"/>
+          <w:lang w:eastAsia="en-IN"/>
+        </w:rPr>
+        <w:t>&lt;/</w:t>
+      </w:r>
+      <w:proofErr w:type="spellStart"/>
+      <w:r>
+        <w:rPr>
+          <w:color w:val="7030A0"/>
+          <w:lang w:eastAsia="en-IN"/>
+        </w:rPr>
+        <w:t>artifactId</w:t>
+      </w:r>
+      <w:proofErr w:type="spellEnd"/>
+      <w:r>
+        <w:rPr>
+          <w:color w:val="7030A0"/>
+          <w:lang w:eastAsia="en-IN"/>
+        </w:rPr>
+        <w:t>&gt;</w:t>
+      </w:r>
+    </w:p>
+    <w:p>
+      <w:pPr>
+        <w:pStyle w:val="NoSpacing"/>
+        <w:rPr>
+          <w:color w:val="7030A0"/>
+          <w:lang w:eastAsia="en-IN"/>
+        </w:rPr>
+      </w:pPr>
+      <w:r>
+        <w:rPr>
+          <w:color w:val="7030A0"/>
+          <w:lang w:eastAsia="en-IN"/>
+        </w:rPr>
+        <w:t xml:space="preserve">    &lt;version&gt;2.3.3&lt;/version&gt;</w:t>
+      </w:r>
+    </w:p>
+    <w:p>
+      <w:pPr>
+        <w:pStyle w:val="NoSpacing"/>
+        <w:rPr>
+          <w:color w:val="7030A0"/>
+          <w:lang w:eastAsia="en-IN"/>
+        </w:rPr>
+      </w:pPr>
+      <w:r>
+        <w:rPr>
+          <w:color w:val="7030A0"/>
+          <w:lang w:eastAsia="en-IN"/>
+        </w:rPr>
+        <w:t xml:space="preserve">    &lt;</w:t>
+      </w:r>
+      <w:proofErr w:type="gramStart"/>
+      <w:r>
+        <w:rPr>
+          <w:color w:val="7030A0"/>
+          <w:lang w:eastAsia="en-IN"/>
+        </w:rPr>
+        <w:t>scope&gt;</w:t>
+      </w:r>
+      <w:proofErr w:type="gramEnd"/>
+      <w:r>
+        <w:rPr>
+          <w:color w:val="7030A0"/>
+          <w:lang w:eastAsia="en-IN"/>
+        </w:rPr>
+        <w:t>provided&lt;/scope&gt;</w:t>
+      </w:r>
+    </w:p>
+    <w:p>
+      <w:pPr>
+        <w:pStyle w:val="NoSpacing"/>
+        <w:rPr>
+          <w:color w:val="7030A0"/>
+          <w:lang w:eastAsia="en-IN"/>
+        </w:rPr>
+      </w:pPr>
+      <w:r>
+        <w:rPr>
+          <w:color w:val="7030A0"/>
+          <w:lang w:eastAsia="en-IN"/>
+        </w:rPr>
+        <w:t>&lt;/dependency&gt;</w:t>
+      </w:r>
+    </w:p>
+    <w:p>
+      <w:pPr>
+        <w:pStyle w:val="NoSpacing"/>
+        <w:rPr>
+          <w:color w:val="C00000"/>
+          <w:lang w:eastAsia="en-IN"/>
+        </w:rPr>
+      </w:pPr>
+      <w:r>
+        <w:rPr>
+          <w:color w:val="C00000"/>
+          <w:lang w:eastAsia="en-IN"/>
+        </w:rPr>
+        <w:t>&lt;</w:t>
+      </w:r>
+      <w:proofErr w:type="gramStart"/>
+      <w:r>
+        <w:rPr>
+          <w:color w:val="C00000"/>
+          <w:lang w:eastAsia="en-IN"/>
+        </w:rPr>
+        <w:t>dependency</w:t>
+      </w:r>
+      <w:proofErr w:type="gramEnd"/>
+      <w:r>
+        <w:rPr>
+          <w:color w:val="C00000"/>
+          <w:lang w:eastAsia="en-IN"/>
+        </w:rPr>
+        <w:t>&gt;</w:t>
+      </w:r>
+    </w:p>
+    <w:p>
+      <w:pPr>
+        <w:pStyle w:val="NoSpacing"/>
+        <w:rPr>
+          <w:color w:val="C00000"/>
+          <w:lang w:eastAsia="en-IN"/>
+        </w:rPr>
+      </w:pPr>
+      <w:r>
+        <w:rPr>
+          <w:color w:val="C00000"/>
+          <w:lang w:eastAsia="en-IN"/>
+        </w:rPr>
+        <w:t xml:space="preserve">    &lt;</w:t>
+      </w:r>
+      <w:proofErr w:type="gramStart"/>
+      <w:r>
+        <w:rPr>
+          <w:color w:val="C00000"/>
+          <w:lang w:eastAsia="en-IN"/>
+        </w:rPr>
+        <w:t>groupId&gt;</w:t>
+      </w:r>
+      <w:proofErr w:type="gramEnd"/>
+      <w:r>
+        <w:rPr>
+          <w:color w:val="C00000"/>
+          <w:lang w:eastAsia="en-IN"/>
+        </w:rPr>
+        <w:t>mysql&lt;/groupId&gt;</w:t>
+      </w:r>
+    </w:p>
+    <w:p>
+      <w:pPr>
+        <w:pStyle w:val="NoSpacing"/>
+        <w:rPr>
+          <w:color w:val="C00000"/>
+          <w:lang w:eastAsia="en-IN"/>
+        </w:rPr>
+      </w:pPr>
+      <w:r>
+        <w:rPr>
+          <w:color w:val="C00000"/>
+          <w:lang w:eastAsia="en-IN"/>
+        </w:rPr>
+        <w:t xml:space="preserve">    &lt;</w:t>
+      </w:r>
+      <w:proofErr w:type="gramStart"/>
+      <w:r>
+        <w:rPr>
+          <w:color w:val="C00000"/>
+          <w:lang w:eastAsia="en-IN"/>
+        </w:rPr>
+        <w:t>artifactId&gt;</w:t>
+      </w:r>
+      <w:proofErr w:type="gramEnd"/>
+      <w:r>
+        <w:rPr>
+          <w:color w:val="C00000"/>
+          <w:lang w:eastAsia="en-IN"/>
+        </w:rPr>
+        <w:t>mysql-connector-java&lt;/artifactId&gt;</w:t>
+      </w:r>
+    </w:p>
+    <w:p>
+      <w:pPr>
+        <w:pStyle w:val="NoSpacing"/>
+        <w:rPr>
+          <w:color w:val="C00000"/>
+          <w:lang w:eastAsia="en-IN"/>
+        </w:rPr>
+      </w:pPr>
+      <w:r>
+        <w:rPr>
+          <w:color w:val="C00000"/>
+          <w:lang w:eastAsia="en-IN"/>
+        </w:rPr>
+        <w:t xml:space="preserve">    &lt;version&gt;8.0.33&lt;/version&gt;</w:t>
+      </w:r>
+    </w:p>
+    <w:p>
+      <w:pPr>
+        <w:pStyle w:val="NoSpacing"/>
+        <w:rPr>
+          <w:color w:val="C00000"/>
+          <w:lang w:eastAsia="en-IN"/>
+        </w:rPr>
+      </w:pPr>
+      <w:r>
+        <w:rPr>
+          <w:color w:val="C00000"/>
+          <w:lang w:eastAsia="en-IN"/>
+        </w:rPr>
+        <w:t xml:space="preserve">    &lt;</w:t>
+      </w:r>
+      <w:proofErr w:type="gramStart"/>
+      <w:r>
+        <w:rPr>
+          <w:color w:val="C00000"/>
+          <w:lang w:eastAsia="en-IN"/>
+        </w:rPr>
+        <w:t>scope&gt;</w:t>
+      </w:r>
+      <w:proofErr w:type="gramEnd"/>
+      <w:r>
+        <w:rPr>
+          <w:color w:val="C00000"/>
+          <w:lang w:eastAsia="en-IN"/>
+        </w:rPr>
+        <w:t>compile&lt;/scope&gt;</w:t>
+      </w:r>
+    </w:p>
+    <w:p>
+      <w:pPr>
+        <w:pStyle w:val="NoSpacing"/>
+        <w:rPr>
+          <w:color w:val="C00000"/>
+          <w:lang w:eastAsia="en-IN"/>
+        </w:rPr>
+      </w:pPr>
+      <w:r>
+        <w:rPr>
+          <w:color w:val="C00000"/>
+          <w:lang w:eastAsia="en-IN"/>
+        </w:rPr>
+        <w:t>&lt;/dependency&gt;</w:t>
+      </w:r>
+    </w:p>
+    <w:p>
+      <w:pPr>
+        <w:pStyle w:val="NoSpacing"/>
+        <w:rPr>
+          <w:color w:val="C00000"/>
+          <w:lang w:eastAsia="en-IN"/>
+        </w:rPr>
+      </w:pPr>
+    </w:p>
+    <w:p>
+      <w:pPr>
+        <w:pStyle w:val="NoSpacing"/>
+        <w:rPr>
+          <w:color w:val="000000"/>
+          <w:lang w:eastAsia="en-IN"/>
+        </w:rPr>
+      </w:pPr>
+      <w:r>
+        <w:rPr>
+          <w:color w:val="000000"/>
+          <w:lang w:eastAsia="en-IN"/>
+        </w:rPr>
+        <w:t xml:space="preserve">  &lt;/</w:t>
+      </w:r>
+      <w:r>
+        <w:rPr>
           <w:color w:val="268BD2"/>
           <w:lang w:eastAsia="en-IN"/>
         </w:rPr>
+        <w:t>dependencies</w:t>
+      </w:r>
+      <w:r>
+        <w:rPr>
+          <w:color w:val="000000"/>
+          <w:lang w:eastAsia="en-IN"/>
+        </w:rPr>
+        <w:t>&gt;</w:t>
+      </w:r>
+    </w:p>
+    <w:p>
+      <w:pPr>
+        <w:pStyle w:val="NoSpacing"/>
+        <w:rPr>
+          <w:color w:val="000000"/>
+          <w:lang w:eastAsia="en-IN"/>
+        </w:rPr>
+      </w:pPr>
+      <w:r>
+        <w:rPr>
+          <w:color w:val="000000"/>
+          <w:lang w:eastAsia="en-IN"/>
+        </w:rPr>
+        <w:t xml:space="preserve">  &lt;</w:t>
+      </w:r>
+      <w:proofErr w:type="gramStart"/>
+      <w:r>
+        <w:rPr>
+          <w:color w:val="268BD2"/>
+          <w:lang w:eastAsia="en-IN"/>
+        </w:rPr>
+        <w:t>build</w:t>
+      </w:r>
+      <w:proofErr w:type="gramEnd"/>
+      <w:r>
+        <w:rPr>
+          <w:color w:val="000000"/>
+          <w:lang w:eastAsia="en-IN"/>
+        </w:rPr>
+        <w:t>&gt;</w:t>
+      </w:r>
+    </w:p>
+    <w:p>
+      <w:pPr>
+        <w:pStyle w:val="NoSpacing"/>
+        <w:rPr>
+          <w:color w:val="000000"/>
+          <w:lang w:eastAsia="en-IN"/>
+        </w:rPr>
+      </w:pPr>
+      <w:r>
+        <w:rPr>
+          <w:color w:val="000000"/>
+          <w:lang w:eastAsia="en-IN"/>
+        </w:rPr>
+        <w:t xml:space="preserve">    &lt;</w:t>
+      </w:r>
+      <w:proofErr w:type="spellStart"/>
+      <w:proofErr w:type="gramStart"/>
+      <w:r>
+        <w:rPr>
+          <w:color w:val="268BD2"/>
+          <w:lang w:eastAsia="en-IN"/>
+        </w:rPr>
         <w:t>finalName</w:t>
       </w:r>
       <w:proofErr w:type="spellEnd"/>
@@ -15964,13 +16063,22 @@
         </w:rPr>
         <w:t>&gt;</w:t>
       </w:r>
+      <w:proofErr w:type="spellStart"/>
       <w:proofErr w:type="gramEnd"/>
       <w:r>
         <w:rPr>
           <w:color w:val="000000"/>
           <w:lang w:eastAsia="en-IN"/>
         </w:rPr>
-        <w:t>webapp-sms&lt;/</w:t>
+        <w:t>webapp-sms</w:t>
+      </w:r>
+      <w:proofErr w:type="spellEnd"/>
+      <w:r>
+        <w:rPr>
+          <w:color w:val="000000"/>
+          <w:lang w:eastAsia="en-IN"/>
+        </w:rPr>
+        <w:t>&lt;/</w:t>
       </w:r>
       <w:proofErr w:type="spellStart"/>
       <w:r>
@@ -17003,7 +17111,7 @@
 </file>
 
 <file path=customXml/itemProps1.xml><?xml version="1.0" encoding="utf-8"?>
-<ds:datastoreItem xmlns:ds="http://schemas.openxmlformats.org/officeDocument/2006/customXml" ds:itemID="{76834DAF-7EAB-4A47-A7CE-6296F5EA968A}">
+<ds:datastoreItem xmlns:ds="http://schemas.openxmlformats.org/officeDocument/2006/customXml" ds:itemID="{8C0F753C-1D27-4F73-A339-DCD8B556F767}">
   <ds:schemaRefs>
     <ds:schemaRef ds:uri="http://schemas.openxmlformats.org/officeDocument/2006/bibliography"/>
   </ds:schemaRefs>
